--- a/2_Abstract/abstract.docx
+++ b/2_Abstract/abstract.docx
@@ -339,18 +339,19 @@
           <w:szCs w:val="14"/>
           <w:lang w:val="it-IT"/>
         </w:rPr>
-        <w:t xml:space="preserve">– </w:t>
-      </w:r>
-      <w:r>
-        <w:rPr>
-          <w:iCs/>
-          <w:color w:val="FF0000"/>
+        <w:t>–</w:t>
+      </w:r>
+      <w:r>
+        <w:rPr>
+          <w:iCs/>
           <w:sz w:val="22"/>
           <w:szCs w:val="14"/>
           <w:lang w:val="it-IT"/>
         </w:rPr>
-        <w:t>Da definire</w:t>
-      </w:r>
+        <w:t xml:space="preserve"> 28.05.2025</w:t>
+      </w:r>
+      <w:bookmarkStart w:id="2" w:name="_GoBack"/>
+      <w:bookmarkEnd w:id="2"/>
     </w:p>
     <w:p>
       <w:pPr>
@@ -454,8 +455,6 @@
         </w:rPr>
         <w:t>Il progetto d</w:t>
       </w:r>
-      <w:bookmarkStart w:id="2" w:name="_GoBack"/>
-      <w:bookmarkEnd w:id="2"/>
     </w:p>
     <w:p>
       <w:pPr>
